--- a/public/images/ARA_WebTechnologies_Quotation.docx
+++ b/public/images/ARA_WebTechnologies_Quotation.docx
@@ -78,12 +78,6 @@
         <w:gridCol w:w="2880"/>
       </w:tblGrid>
       <w:tr>
-        <w:tblPrEx>
-          <w:tblCellMar>
-            <w:top w:w="0" w:type="dxa"/>
-            <w:bottom w:w="0" w:type="dxa"/>
-          </w:tblCellMar>
-        </w:tblPrEx>
         <w:tc>
           <w:tcPr>
             <w:tcW w:w="1800" w:type="dxa"/>
@@ -198,12 +192,6 @@
         </w:tc>
       </w:tr>
       <w:tr>
-        <w:tblPrEx>
-          <w:tblCellMar>
-            <w:top w:w="0" w:type="dxa"/>
-            <w:bottom w:w="0" w:type="dxa"/>
-          </w:tblCellMar>
-        </w:tblPrEx>
         <w:tc>
           <w:tcPr>
             <w:tcW w:w="1800" w:type="dxa"/>
@@ -414,12 +402,6 @@
         <w:gridCol w:w="7560"/>
       </w:tblGrid>
       <w:tr>
-        <w:tblPrEx>
-          <w:tblCellMar>
-            <w:top w:w="0" w:type="dxa"/>
-            <w:bottom w:w="0" w:type="dxa"/>
-          </w:tblCellMar>
-        </w:tblPrEx>
         <w:trPr>
           <w:tblHeader/>
         </w:trPr>
@@ -483,12 +465,6 @@
         </w:tc>
       </w:tr>
       <w:tr>
-        <w:tblPrEx>
-          <w:tblCellMar>
-            <w:top w:w="0" w:type="dxa"/>
-            <w:bottom w:w="0" w:type="dxa"/>
-          </w:tblCellMar>
-        </w:tblPrEx>
         <w:tc>
           <w:tcPr>
             <w:tcW w:w="1800" w:type="dxa"/>
@@ -539,12 +515,6 @@
         </w:tc>
       </w:tr>
       <w:tr>
-        <w:tblPrEx>
-          <w:tblCellMar>
-            <w:top w:w="0" w:type="dxa"/>
-            <w:bottom w:w="0" w:type="dxa"/>
-          </w:tblCellMar>
-        </w:tblPrEx>
         <w:tc>
           <w:tcPr>
             <w:tcW w:w="1800" w:type="dxa"/>
@@ -589,18 +559,20 @@
           </w:tcPr>
           <w:p>
             <w:r>
-              <w:t>Node.js + Express.js (REST API), JWT Authentication, Role-Based Access Control (RBAC), Multer for file uploads, AWS S3 / Cloudinary for cloud storage</w:t>
+              <w:t xml:space="preserve">Node.js + Express.js (REST API), JWT Authentication, Role-Based Access Control (RBAC), Multer for file uploads, AWS S3 / </w:t>
+            </w:r>
+            <w:proofErr w:type="spellStart"/>
+            <w:r>
+              <w:t>Cloudinary</w:t>
+            </w:r>
+            <w:proofErr w:type="spellEnd"/>
+            <w:r>
+              <w:t xml:space="preserve"> for cloud storage</w:t>
             </w:r>
           </w:p>
         </w:tc>
       </w:tr>
       <w:tr>
-        <w:tblPrEx>
-          <w:tblCellMar>
-            <w:top w:w="0" w:type="dxa"/>
-            <w:bottom w:w="0" w:type="dxa"/>
-          </w:tblCellMar>
-        </w:tblPrEx>
         <w:tc>
           <w:tcPr>
             <w:tcW w:w="1800" w:type="dxa"/>
@@ -651,12 +623,6 @@
         </w:tc>
       </w:tr>
       <w:tr>
-        <w:tblPrEx>
-          <w:tblCellMar>
-            <w:top w:w="0" w:type="dxa"/>
-            <w:bottom w:w="0" w:type="dxa"/>
-          </w:tblCellMar>
-        </w:tblPrEx>
         <w:tc>
           <w:tcPr>
             <w:tcW w:w="1800" w:type="dxa"/>
@@ -701,18 +667,20 @@
           </w:tcPr>
           <w:p>
             <w:r>
-              <w:t>JWT token-based login, bcrypt password encryption, refresh token support, secure session management</w:t>
+              <w:t xml:space="preserve">JWT token-based login, </w:t>
+            </w:r>
+            <w:proofErr w:type="spellStart"/>
+            <w:r>
+              <w:t>bcrypt</w:t>
+            </w:r>
+            <w:proofErr w:type="spellEnd"/>
+            <w:r>
+              <w:t xml:space="preserve"> password encryption, refresh token support, secure session management</w:t>
             </w:r>
           </w:p>
         </w:tc>
       </w:tr>
       <w:tr>
-        <w:tblPrEx>
-          <w:tblCellMar>
-            <w:top w:w="0" w:type="dxa"/>
-            <w:bottom w:w="0" w:type="dxa"/>
-          </w:tblCellMar>
-        </w:tblPrEx>
         <w:tc>
           <w:tcPr>
             <w:tcW w:w="1800" w:type="dxa"/>
@@ -775,6 +743,9 @@
         </w:pBdr>
         <w:shd w:val="clear" w:color="auto" w:fill="1A3A6B"/>
         <w:spacing w:before="320" w:after="120"/>
+        <w:rPr>
+          <w:rFonts w:ascii="Gill Sans MT Condensed" w:hAnsi="Gill Sans MT Condensed"/>
+        </w:rPr>
       </w:pPr>
       <w:r>
         <w:rPr>
@@ -838,12 +809,6 @@
         <w:gridCol w:w="6483"/>
       </w:tblGrid>
       <w:tr>
-        <w:tblPrEx>
-          <w:tblCellMar>
-            <w:top w:w="0" w:type="dxa"/>
-            <w:bottom w:w="0" w:type="dxa"/>
-          </w:tblCellMar>
-        </w:tblPrEx>
         <w:trPr>
           <w:tblHeader/>
         </w:trPr>
@@ -937,12 +902,6 @@
         </w:tc>
       </w:tr>
       <w:tr>
-        <w:tblPrEx>
-          <w:tblCellMar>
-            <w:top w:w="0" w:type="dxa"/>
-            <w:bottom w:w="0" w:type="dxa"/>
-          </w:tblCellMar>
-        </w:tblPrEx>
         <w:tc>
           <w:tcPr>
             <w:tcW w:w="360" w:type="dxa"/>
@@ -1017,12 +976,6 @@
         </w:tc>
       </w:tr>
       <w:tr>
-        <w:tblPrEx>
-          <w:tblCellMar>
-            <w:top w:w="0" w:type="dxa"/>
-            <w:bottom w:w="0" w:type="dxa"/>
-          </w:tblCellMar>
-        </w:tblPrEx>
         <w:tc>
           <w:tcPr>
             <w:tcW w:w="360" w:type="dxa"/>
@@ -1097,12 +1050,6 @@
         </w:tc>
       </w:tr>
       <w:tr>
-        <w:tblPrEx>
-          <w:tblCellMar>
-            <w:top w:w="0" w:type="dxa"/>
-            <w:bottom w:w="0" w:type="dxa"/>
-          </w:tblCellMar>
-        </w:tblPrEx>
         <w:tc>
           <w:tcPr>
             <w:tcW w:w="360" w:type="dxa"/>
@@ -1183,12 +1130,6 @@
         </w:tc>
       </w:tr>
       <w:tr>
-        <w:tblPrEx>
-          <w:tblCellMar>
-            <w:top w:w="0" w:type="dxa"/>
-            <w:bottom w:w="0" w:type="dxa"/>
-          </w:tblCellMar>
-        </w:tblPrEx>
         <w:tc>
           <w:tcPr>
             <w:tcW w:w="360" w:type="dxa"/>
@@ -1263,12 +1204,6 @@
         </w:tc>
       </w:tr>
       <w:tr>
-        <w:tblPrEx>
-          <w:tblCellMar>
-            <w:top w:w="0" w:type="dxa"/>
-            <w:bottom w:w="0" w:type="dxa"/>
-          </w:tblCellMar>
-        </w:tblPrEx>
         <w:tc>
           <w:tcPr>
             <w:tcW w:w="360" w:type="dxa"/>
@@ -1343,12 +1278,6 @@
         </w:tc>
       </w:tr>
       <w:tr>
-        <w:tblPrEx>
-          <w:tblCellMar>
-            <w:top w:w="0" w:type="dxa"/>
-            <w:bottom w:w="0" w:type="dxa"/>
-          </w:tblCellMar>
-        </w:tblPrEx>
         <w:tc>
           <w:tcPr>
             <w:tcW w:w="360" w:type="dxa"/>
@@ -1423,12 +1352,6 @@
         </w:tc>
       </w:tr>
       <w:tr>
-        <w:tblPrEx>
-          <w:tblCellMar>
-            <w:top w:w="0" w:type="dxa"/>
-            <w:bottom w:w="0" w:type="dxa"/>
-          </w:tblCellMar>
-        </w:tblPrEx>
         <w:tc>
           <w:tcPr>
             <w:tcW w:w="360" w:type="dxa"/>
@@ -1503,12 +1426,6 @@
         </w:tc>
       </w:tr>
       <w:tr>
-        <w:tblPrEx>
-          <w:tblCellMar>
-            <w:top w:w="0" w:type="dxa"/>
-            <w:bottom w:w="0" w:type="dxa"/>
-          </w:tblCellMar>
-        </w:tblPrEx>
         <w:tc>
           <w:tcPr>
             <w:tcW w:w="360" w:type="dxa"/>
@@ -1583,12 +1500,6 @@
         </w:tc>
       </w:tr>
       <w:tr>
-        <w:tblPrEx>
-          <w:tblCellMar>
-            <w:top w:w="0" w:type="dxa"/>
-            <w:bottom w:w="0" w:type="dxa"/>
-          </w:tblCellMar>
-        </w:tblPrEx>
         <w:tc>
           <w:tcPr>
             <w:tcW w:w="360" w:type="dxa"/>
@@ -1663,12 +1574,6 @@
         </w:tc>
       </w:tr>
       <w:tr>
-        <w:tblPrEx>
-          <w:tblCellMar>
-            <w:top w:w="0" w:type="dxa"/>
-            <w:bottom w:w="0" w:type="dxa"/>
-          </w:tblCellMar>
-        </w:tblPrEx>
         <w:tc>
           <w:tcPr>
             <w:tcW w:w="360" w:type="dxa"/>
@@ -1800,12 +1705,6 @@
         <w:gridCol w:w="6574"/>
       </w:tblGrid>
       <w:tr>
-        <w:tblPrEx>
-          <w:tblCellMar>
-            <w:top w:w="0" w:type="dxa"/>
-            <w:bottom w:w="0" w:type="dxa"/>
-          </w:tblCellMar>
-        </w:tblPrEx>
         <w:trPr>
           <w:tblHeader/>
         </w:trPr>
@@ -1898,12 +1797,6 @@
         </w:tc>
       </w:tr>
       <w:tr>
-        <w:tblPrEx>
-          <w:tblCellMar>
-            <w:top w:w="0" w:type="dxa"/>
-            <w:bottom w:w="0" w:type="dxa"/>
-          </w:tblCellMar>
-        </w:tblPrEx>
         <w:tc>
           <w:tcPr>
             <w:tcW w:w="360" w:type="dxa"/>
@@ -1978,12 +1871,6 @@
         </w:tc>
       </w:tr>
       <w:tr>
-        <w:tblPrEx>
-          <w:tblCellMar>
-            <w:top w:w="0" w:type="dxa"/>
-            <w:bottom w:w="0" w:type="dxa"/>
-          </w:tblCellMar>
-        </w:tblPrEx>
         <w:tc>
           <w:tcPr>
             <w:tcW w:w="360" w:type="dxa"/>
@@ -2058,12 +1945,6 @@
         </w:tc>
       </w:tr>
       <w:tr>
-        <w:tblPrEx>
-          <w:tblCellMar>
-            <w:top w:w="0" w:type="dxa"/>
-            <w:bottom w:w="0" w:type="dxa"/>
-          </w:tblCellMar>
-        </w:tblPrEx>
         <w:tc>
           <w:tcPr>
             <w:tcW w:w="360" w:type="dxa"/>
@@ -2138,12 +2019,6 @@
         </w:tc>
       </w:tr>
       <w:tr>
-        <w:tblPrEx>
-          <w:tblCellMar>
-            <w:top w:w="0" w:type="dxa"/>
-            <w:bottom w:w="0" w:type="dxa"/>
-          </w:tblCellMar>
-        </w:tblPrEx>
         <w:tc>
           <w:tcPr>
             <w:tcW w:w="360" w:type="dxa"/>
@@ -2275,12 +2150,6 @@
         <w:gridCol w:w="2700"/>
       </w:tblGrid>
       <w:tr>
-        <w:tblPrEx>
-          <w:tblCellMar>
-            <w:top w:w="0" w:type="dxa"/>
-            <w:bottom w:w="0" w:type="dxa"/>
-          </w:tblCellMar>
-        </w:tblPrEx>
         <w:trPr>
           <w:tblHeader/>
         </w:trPr>
@@ -2402,12 +2271,6 @@
         </w:tc>
       </w:tr>
       <w:tr>
-        <w:tblPrEx>
-          <w:tblCellMar>
-            <w:top w:w="0" w:type="dxa"/>
-            <w:bottom w:w="0" w:type="dxa"/>
-          </w:tblCellMar>
-        </w:tblPrEx>
         <w:tc>
           <w:tcPr>
             <w:tcW w:w="450" w:type="dxa"/>
@@ -2500,18 +2363,17 @@
           </w:tcPr>
           <w:p>
             <w:r>
-              <w:t>Wireframes, design system, screen mockups</w:t>
-            </w:r>
+              <w:t xml:space="preserve">Wireframes, design system, screen </w:t>
+            </w:r>
+            <w:proofErr w:type="spellStart"/>
+            <w:r>
+              <w:t>mockups</w:t>
+            </w:r>
+            <w:proofErr w:type="spellEnd"/>
           </w:p>
         </w:tc>
       </w:tr>
       <w:tr>
-        <w:tblPrEx>
-          <w:tblCellMar>
-            <w:top w:w="0" w:type="dxa"/>
-            <w:bottom w:w="0" w:type="dxa"/>
-          </w:tblCellMar>
-        </w:tblPrEx>
         <w:tc>
           <w:tcPr>
             <w:tcW w:w="450" w:type="dxa"/>
@@ -2610,12 +2472,6 @@
         </w:tc>
       </w:tr>
       <w:tr>
-        <w:tblPrEx>
-          <w:tblCellMar>
-            <w:top w:w="0" w:type="dxa"/>
-            <w:bottom w:w="0" w:type="dxa"/>
-          </w:tblCellMar>
-        </w:tblPrEx>
         <w:tc>
           <w:tcPr>
             <w:tcW w:w="450" w:type="dxa"/>
@@ -2714,12 +2570,6 @@
         </w:tc>
       </w:tr>
       <w:tr>
-        <w:tblPrEx>
-          <w:tblCellMar>
-            <w:top w:w="0" w:type="dxa"/>
-            <w:bottom w:w="0" w:type="dxa"/>
-          </w:tblCellMar>
-        </w:tblPrEx>
         <w:tc>
           <w:tcPr>
             <w:tcW w:w="450" w:type="dxa"/>
@@ -2818,12 +2668,6 @@
         </w:tc>
       </w:tr>
       <w:tr>
-        <w:tblPrEx>
-          <w:tblCellMar>
-            <w:top w:w="0" w:type="dxa"/>
-            <w:bottom w:w="0" w:type="dxa"/>
-          </w:tblCellMar>
-        </w:tblPrEx>
         <w:tc>
           <w:tcPr>
             <w:tcW w:w="450" w:type="dxa"/>
@@ -2922,12 +2766,6 @@
         </w:tc>
       </w:tr>
       <w:tr>
-        <w:tblPrEx>
-          <w:tblCellMar>
-            <w:top w:w="0" w:type="dxa"/>
-            <w:bottom w:w="0" w:type="dxa"/>
-          </w:tblCellMar>
-        </w:tblPrEx>
         <w:tc>
           <w:tcPr>
             <w:tcW w:w="450" w:type="dxa"/>
@@ -3026,12 +2864,6 @@
         </w:tc>
       </w:tr>
       <w:tr>
-        <w:tblPrEx>
-          <w:tblCellMar>
-            <w:top w:w="0" w:type="dxa"/>
-            <w:bottom w:w="0" w:type="dxa"/>
-          </w:tblCellMar>
-        </w:tblPrEx>
         <w:tc>
           <w:tcPr>
             <w:tcW w:w="4410" w:type="dxa"/>
@@ -3147,12 +2979,6 @@
         <w:gridCol w:w="4680"/>
       </w:tblGrid>
       <w:tr>
-        <w:tblPrEx>
-          <w:tblCellMar>
-            <w:top w:w="0" w:type="dxa"/>
-            <w:bottom w:w="0" w:type="dxa"/>
-          </w:tblCellMar>
-        </w:tblPrEx>
         <w:trPr>
           <w:tblHeader/>
         </w:trPr>
@@ -3216,12 +3042,6 @@
         </w:tc>
       </w:tr>
       <w:tr>
-        <w:tblPrEx>
-          <w:tblCellMar>
-            <w:top w:w="0" w:type="dxa"/>
-            <w:bottom w:w="0" w:type="dxa"/>
-          </w:tblCellMar>
-        </w:tblPrEx>
         <w:tc>
           <w:tcPr>
             <w:tcW w:w="4680" w:type="dxa"/>
@@ -3272,12 +3092,6 @@
         </w:tc>
       </w:tr>
       <w:tr>
-        <w:tblPrEx>
-          <w:tblCellMar>
-            <w:top w:w="0" w:type="dxa"/>
-            <w:bottom w:w="0" w:type="dxa"/>
-          </w:tblCellMar>
-        </w:tblPrEx>
         <w:tc>
           <w:tcPr>
             <w:tcW w:w="4680" w:type="dxa"/>
@@ -3328,12 +3142,6 @@
         </w:tc>
       </w:tr>
       <w:tr>
-        <w:tblPrEx>
-          <w:tblCellMar>
-            <w:top w:w="0" w:type="dxa"/>
-            <w:bottom w:w="0" w:type="dxa"/>
-          </w:tblCellMar>
-        </w:tblPrEx>
         <w:tc>
           <w:tcPr>
             <w:tcW w:w="4680" w:type="dxa"/>
@@ -3384,12 +3192,6 @@
         </w:tc>
       </w:tr>
       <w:tr>
-        <w:tblPrEx>
-          <w:tblCellMar>
-            <w:top w:w="0" w:type="dxa"/>
-            <w:bottom w:w="0" w:type="dxa"/>
-          </w:tblCellMar>
-        </w:tblPrEx>
         <w:tc>
           <w:tcPr>
             <w:tcW w:w="4680" w:type="dxa"/>
@@ -3440,12 +3242,6 @@
         </w:tc>
       </w:tr>
       <w:tr>
-        <w:tblPrEx>
-          <w:tblCellMar>
-            <w:top w:w="0" w:type="dxa"/>
-            <w:bottom w:w="0" w:type="dxa"/>
-          </w:tblCellMar>
-        </w:tblPrEx>
         <w:tc>
           <w:tcPr>
             <w:tcW w:w="4680" w:type="dxa"/>
@@ -3496,12 +3292,6 @@
         </w:tc>
       </w:tr>
       <w:tr>
-        <w:tblPrEx>
-          <w:tblCellMar>
-            <w:top w:w="0" w:type="dxa"/>
-            <w:bottom w:w="0" w:type="dxa"/>
-          </w:tblCellMar>
-        </w:tblPrEx>
         <w:tc>
           <w:tcPr>
             <w:tcW w:w="4680" w:type="dxa"/>
@@ -3604,12 +3394,6 @@
         <w:gridCol w:w="8960"/>
       </w:tblGrid>
       <w:tr>
-        <w:tblPrEx>
-          <w:tblCellMar>
-            <w:top w:w="0" w:type="dxa"/>
-            <w:bottom w:w="0" w:type="dxa"/>
-          </w:tblCellMar>
-        </w:tblPrEx>
         <w:trPr>
           <w:tblHeader/>
         </w:trPr>
@@ -3664,12 +3448,6 @@
         </w:tc>
       </w:tr>
       <w:tr>
-        <w:tblPrEx>
-          <w:tblCellMar>
-            <w:top w:w="0" w:type="dxa"/>
-            <w:bottom w:w="0" w:type="dxa"/>
-          </w:tblCellMar>
-        </w:tblPrEx>
         <w:tc>
           <w:tcPr>
             <w:tcW w:w="400" w:type="dxa"/>
@@ -3731,12 +3509,6 @@
         </w:tc>
       </w:tr>
       <w:tr>
-        <w:tblPrEx>
-          <w:tblCellMar>
-            <w:top w:w="0" w:type="dxa"/>
-            <w:bottom w:w="0" w:type="dxa"/>
-          </w:tblCellMar>
-        </w:tblPrEx>
         <w:tc>
           <w:tcPr>
             <w:tcW w:w="400" w:type="dxa"/>
@@ -3798,12 +3570,6 @@
         </w:tc>
       </w:tr>
       <w:tr>
-        <w:tblPrEx>
-          <w:tblCellMar>
-            <w:top w:w="0" w:type="dxa"/>
-            <w:bottom w:w="0" w:type="dxa"/>
-          </w:tblCellMar>
-        </w:tblPrEx>
         <w:tc>
           <w:tcPr>
             <w:tcW w:w="400" w:type="dxa"/>
@@ -3865,12 +3631,6 @@
         </w:tc>
       </w:tr>
       <w:tr>
-        <w:tblPrEx>
-          <w:tblCellMar>
-            <w:top w:w="0" w:type="dxa"/>
-            <w:bottom w:w="0" w:type="dxa"/>
-          </w:tblCellMar>
-        </w:tblPrEx>
         <w:tc>
           <w:tcPr>
             <w:tcW w:w="400" w:type="dxa"/>
@@ -3892,6 +3652,7 @@
             <w:pPr>
               <w:jc w:val="center"/>
             </w:pPr>
+            <w:proofErr w:type="spellStart"/>
             <w:r>
               <w:rPr>
                 <w:b/>
@@ -3902,6 +3663,7 @@
               </w:rPr>
               <w:t>i</w:t>
             </w:r>
+            <w:proofErr w:type="spellEnd"/>
           </w:p>
         </w:tc>
         <w:tc>
@@ -3932,12 +3694,6 @@
         </w:tc>
       </w:tr>
       <w:tr>
-        <w:tblPrEx>
-          <w:tblCellMar>
-            <w:top w:w="0" w:type="dxa"/>
-            <w:bottom w:w="0" w:type="dxa"/>
-          </w:tblCellMar>
-        </w:tblPrEx>
         <w:tc>
           <w:tcPr>
             <w:tcW w:w="400" w:type="dxa"/>
@@ -3959,6 +3715,7 @@
             <w:pPr>
               <w:jc w:val="center"/>
             </w:pPr>
+            <w:proofErr w:type="spellStart"/>
             <w:r>
               <w:rPr>
                 <w:b/>
@@ -3969,6 +3726,7 @@
               </w:rPr>
               <w:t>i</w:t>
             </w:r>
+            <w:proofErr w:type="spellEnd"/>
           </w:p>
         </w:tc>
         <w:tc>
@@ -4181,11 +3939,19 @@
       <w:pPr>
         <w:spacing w:after="20"/>
       </w:pPr>
+      <w:proofErr w:type="gramStart"/>
       <w:r>
         <w:rPr>
           <w:color w:val="475569"/>
         </w:rPr>
-        <w:t>www.arawebtechnologies.com  |  +91 99113 89421</w:t>
+        <w:t>www.arawebtechnologies.com  |</w:t>
+      </w:r>
+      <w:proofErr w:type="gramEnd"/>
+      <w:r>
+        <w:rPr>
+          <w:color w:val="475569"/>
+        </w:rPr>
+        <w:t xml:space="preserve">  +91 99113 89421</w:t>
       </w:r>
     </w:p>
     <w:p>
@@ -4359,7 +4125,51 @@
         <w:sz w:val="18"/>
         <w:szCs w:val="18"/>
       </w:rPr>
-      <w:t xml:space="preserve">  www.arawebtechnologies.com  |  Naveen Arora  |  +91 99113 89421</w:t>
+      <w:t xml:space="preserve">  </w:t>
+    </w:r>
+    <w:proofErr w:type="gramStart"/>
+    <w:r>
+      <w:rPr>
+        <w:i/>
+        <w:iCs/>
+        <w:color w:val="FFFFFF"/>
+        <w:sz w:val="18"/>
+        <w:szCs w:val="18"/>
+      </w:rPr>
+      <w:t>www.arawebtechnologies.com  |</w:t>
+    </w:r>
+    <w:proofErr w:type="gramEnd"/>
+    <w:r>
+      <w:rPr>
+        <w:i/>
+        <w:iCs/>
+        <w:color w:val="FFFFFF"/>
+        <w:sz w:val="18"/>
+        <w:szCs w:val="18"/>
+      </w:rPr>
+      <w:t xml:space="preserve">  Naveen </w:t>
+    </w:r>
+    <w:proofErr w:type="gramStart"/>
+    <w:r>
+      <w:rPr>
+        <w:i/>
+        <w:iCs/>
+        <w:color w:val="FFFFFF"/>
+        <w:sz w:val="18"/>
+        <w:szCs w:val="18"/>
+      </w:rPr>
+      <w:t>Arora  |</w:t>
+    </w:r>
+    <w:proofErr w:type="gramEnd"/>
+    <w:r>
+      <w:rPr>
+        <w:i/>
+        <w:iCs/>
+        <w:color w:val="FFFFFF"/>
+        <w:sz w:val="18"/>
+        <w:szCs w:val="18"/>
+      </w:rPr>
+      <w:t xml:space="preserve">  +91 99113 89421</w:t>
     </w:r>
   </w:p>
 </w:hdr>
